--- a/Evidencias de Proyecto/Product Backlog.docx
+++ b/Evidencias de Proyecto/Product Backlog.docx
@@ -71,6 +71,7 @@
           <w:szCs w:val="40"/>
         </w:rPr>
       </w:pPr>
+      <w:proofErr w:type="spellStart"/>
       <w:r>
         <w:rPr>
           <w:b/>
@@ -78,7 +79,17 @@
           <w:sz w:val="40"/>
           <w:szCs w:val="40"/>
         </w:rPr>
-        <w:t>Product Backlog</w:t>
+        <w:t>Product</w:t>
+      </w:r>
+      <w:proofErr w:type="spellEnd"/>
+      <w:r>
+        <w:rPr>
+          <w:b/>
+          <w:bCs/>
+          <w:sz w:val="40"/>
+          <w:szCs w:val="40"/>
+        </w:rPr>
+        <w:t xml:space="preserve"> Backlog</w:t>
       </w:r>
     </w:p>
     <w:p>
@@ -273,6 +284,7 @@
         </w:rPr>
         <w:t xml:space="preserve">El </w:t>
       </w:r>
+      <w:proofErr w:type="spellStart"/>
       <w:r>
         <w:rPr>
           <w:b/>
@@ -280,7 +292,17 @@
           <w:sz w:val="28"/>
           <w:szCs w:val="28"/>
         </w:rPr>
-        <w:t>Product Backlog</w:t>
+        <w:t>Product</w:t>
+      </w:r>
+      <w:proofErr w:type="spellEnd"/>
+      <w:r>
+        <w:rPr>
+          <w:b/>
+          <w:bCs/>
+          <w:sz w:val="28"/>
+          <w:szCs w:val="28"/>
+        </w:rPr>
+        <w:t xml:space="preserve"> Backlog</w:t>
       </w:r>
       <w:r>
         <w:rPr>
@@ -329,6 +351,14 @@
       <w:tblPr>
         <w:tblW w:w="0" w:type="auto"/>
         <w:tblCellSpacing w:w="15" w:type="dxa"/>
+        <w:tblBorders>
+          <w:top w:val="single" w:sz="4" w:space="0" w:color="auto"/>
+          <w:left w:val="single" w:sz="4" w:space="0" w:color="auto"/>
+          <w:bottom w:val="single" w:sz="4" w:space="0" w:color="auto"/>
+          <w:right w:val="single" w:sz="4" w:space="0" w:color="auto"/>
+          <w:insideH w:val="single" w:sz="4" w:space="0" w:color="auto"/>
+          <w:insideV w:val="single" w:sz="4" w:space="0" w:color="auto"/>
+        </w:tblBorders>
         <w:tblCellMar>
           <w:top w:w="15" w:type="dxa"/>
           <w:left w:w="15" w:type="dxa"/>
@@ -338,10 +368,10 @@
         <w:tblLook w:val="04A0" w:firstRow="1" w:lastRow="0" w:firstColumn="1" w:lastColumn="0" w:noHBand="0" w:noVBand="1"/>
       </w:tblPr>
       <w:tblGrid>
-        <w:gridCol w:w="1242"/>
-        <w:gridCol w:w="748"/>
-        <w:gridCol w:w="3698"/>
-        <w:gridCol w:w="3150"/>
+        <w:gridCol w:w="1262"/>
+        <w:gridCol w:w="768"/>
+        <w:gridCol w:w="3671"/>
+        <w:gridCol w:w="3127"/>
       </w:tblGrid>
       <w:tr>
         <w:trPr>
@@ -1817,6 +1847,7 @@
   <w:style w:type="character" w:default="1" w:styleId="Fuentedeprrafopredeter">
     <w:name w:val="Default Paragraph Font"/>
     <w:uiPriority w:val="1"/>
+    <w:semiHidden/>
     <w:unhideWhenUsed/>
   </w:style>
   <w:style w:type="table" w:default="1" w:styleId="Tablanormal">
